--- a/example_articles/states/Michigan/1.states_Michigan_New_York_Times.docx
+++ b/example_articles/states/Michigan/1.states_Michigan_New_York_Times.docx
@@ -29,17 +29,17 @@
     </w:p>
     <w:p>
       <w:r>
-        <w:t>Source File: NYT/46.DOCX</w:t>
+        <w:t>Source file: NYT/46.DOCX</w:t>
       </w:r>
     </w:p>
     <w:p>
       <w:r>
-        <w:t>Raw locations result: ['Michigan']</w:t>
+        <w:t>Raw locations result, 'locations': ['Michigan']</w:t>
       </w:r>
     </w:p>
     <w:p>
       <w:r>
-        <w:t>states_stand_flat (Standardized): Michigan</w:t>
+        <w:t>Standardized locations result, 'states_stand_flat': Michigan</w:t>
       </w:r>
     </w:p>
     <w:p>

--- a/example_articles/states/Michigan/1.states_Michigan_New_York_Times.docx
+++ b/example_articles/states/Michigan/1.states_Michigan_New_York_Times.docx
@@ -7,9 +7,9 @@
         <w:pStyle w:val="Heading1"/>
       </w:pPr>
       <w:r>
-        <w:t>BASEBALL;</w:t>
+        <w:t>ON THE BOOK-TOUR CIRCUIT WITH: Terry McMillan;</w:t>
         <w:br/>
-        <w:t>Bronx Kid Makes Good - Very, Very Good</w:t>
+        <w:t>Fiction Verite: Womanish Talk That's Quoted Chapter and Verse</w:t>
       </w:r>
     </w:p>
     <w:p>
@@ -19,17 +19,17 @@
     </w:p>
     <w:p>
       <w:r>
-        <w:t>Date: 1991-12-04</w:t>
+        <w:t>Date: 1992-07-01</w:t>
       </w:r>
     </w:p>
     <w:p>
       <w:r>
-        <w:t>Section: Section B;; Section B; Page 18; Column 1; Sports Desk; Column 1;; Biography</w:t>
+        <w:t>Section: Section C;; Section C; Page 1; Column 4; Living Desk; Column 4;; Biography</w:t>
       </w:r>
     </w:p>
     <w:p>
       <w:r>
-        <w:t>Source file: NYT/46.DOCX</w:t>
+        <w:t>Source file: NYT/53.DOCX</w:t>
       </w:r>
     </w:p>
     <w:p>
@@ -51,61 +51,83 @@
     </w:p>
     <w:p>
       <w:r>
-        <w:t>He was still Roberto Bonilla back in 1981, prowling the halls of Lehman High School in the Bronx, ready to conquer the world with a baseball bat and a radiant grin.</w:t>
+        <w:t>TERRY McMILLAN says that when she enters a lecture hall or a bookstore these days, she feels like a preacher at a revival meeting. The faithful start lining up hours before she's scheduled to read from her new novel, "Waiting to Exhale" (Viking), clutching copies of the book and reading or reciting passages as if they were the Psalms.</w:t>
         <w:br/>
-        <w:t>He was rarely called Bobby back home. He was Roberto, just like his father. Not that he cared too much when people said Bobby; he was so carefree. Some even referred to him as sweet. Bonilla was as sweet as the swing that carried him out of the Bronx and brought him back home each summer on visits with the Pirates.</w:t>
+        <w:t>Most churches, of course, would not look too kindly on some of the language and predicaments in Ms. McMillan's earthy, uncensored portrayal of friendship among four black women living in Phoenix. But the language and situations, with all their profane honesty, are part of what her devotees love about the book.</w:t>
         <w:br/>
-        <w:t>Roberto Bonilla Sr. would sit behind home plate at Shea Stadium and root for Pittsburgh when his son came to town. Before each time at bat, Bobby would peer into the stands and spot his father smiling. He would smile that electric smile because he knew how his father would be at work the next day like any other bragging electrician with a superstar son in the major leagues.</w:t>
+        <w:t>Fans respond to the mere sight of the novel's jacket and its bright figures of four black women. People approach strangers reading the book on buses or in parks and say things like: "I read that in two days. She was talking straight at me!" Ms. McMillan, readers say, has spoken in their voices, and it's comforting to hear the familiar echo.</w:t>
         <w:br/>
-        <w:t>"He would be asking everyone, 'Did you see my boy?' " Bonilla said yesterday.</w:t>
+        <w:t>At a reading in June at the Hirshhorn Museum in Washington, the audience was made up almost entirely of black women -- professionals, housewives, students, most of whom looked as if they could have been characters in "Waiting to Exhale." As she read from a chapter called "Happy Hour," about the four friends' braving a black singles' night, the hooting from the crowd nearly drowned out Ms. McMillan's rich, husky voice:</w:t>
         <w:br/>
-        <w:t>Then Bonilla laughed, because he could afford to. Roberto Jr., the kid from the South Bronx who was ignored by all 26 major league teams after high school, is now the highest-paid player in baseball. The Mets will pay him $29 million over the next five seasons, and his dad will have far more opportunities for telling priceless stories after making trips to Queens to watch his son.</w:t>
+        <w:t>"You can say that again, sister!"</w:t>
         <w:br/>
-        <w:t xml:space="preserve"> </w:t>
+        <w:t>"Amen. Amen."</w:t>
         <w:br/>
-        <w:t>Switch-Hitting Decision</w:t>
+        <w:t>"It's the truth!"</w:t>
         <w:br/>
-        <w:t xml:space="preserve"> Yesterday was a fitting day for spinning Bonilla stories. Joe Levine, his high school coach, remembered when the right-handed Bonilla asked if he could try switch-hitting. Levine said fine and the first pitch he threw to a left-handed-hitting Bonilla might still be zooming out of the borough.</w:t>
+        <w:t>Later, during an interview in Washington on her 20-city publicity tour, Ms. McMillan smiled and said: "It doesn't get much better than that, hearing that kind of reaction to your book. It feels like being in church. You know, we have this call-and-response thing in the black church, people crying out when the preacher talks. 'Yes, I hear you! You're talking to me!' Black audiences let you know how they feel. They don't hold back. It's like in the movies. People are always saying black folks talk too much in the movies. It's true. We just get involved and yell at the screen. 'Fool! The monster's behind the door!' It's getting to be like that at these readings. I love it. I do."</w:t>
         <w:br/>
-        <w:t>Like any good coach, Levine then implemented strategy. "From now on," Levine told Bonilla, "you are a switch-hitter."</w:t>
+        <w:t>The response has been equally enthusiastic in the bookstores and in the reviews. "Waiting to Exhale" has been on The New York Times hard-cover fiction best-seller list for six weeks, and on Sunday it will hit the No. 3 spot, having been embraced by a diverse audience that extends far beyond the professional black circles Ms. McMillan depicts in the book. The publisher has set a $700,000 minimum for bids on the paperback rights.</w:t>
         <w:br/>
-        <w:t>Lehman's football coach at the time was Carmine Colasanto, and yesterday he was lamenting the fact that he failed to persuade Bonilla to put on shoulder pads. After the smile, the next thing people noticed about Bonilla were his hands. They were huge. Colasanto envisioned even the most erratic high school quarterback tossing accurate passes into those beefy mitts. But Bonilla declined the invitation to play.</w:t>
+        <w:t>When Ms. McMillan is a guest on radio call-in shows, the switchboards jam and the electronic call-and-response begins.</w:t>
         <w:br/>
-        <w:t>"He would have made a great tight end," Colasanto said. "I guess he knew he had a future in baseball."</w:t>
+        <w:t>"WAMU Radio. 'The Derek McGinty Show.' You're on the air with Terry McMillan."</w:t>
         <w:br/>
-        <w:t>But no one else seemed to know it, and the sum of $1,500 almost kept any club from discovering it.</w:t>
+        <w:t>"This is Wanda from D.C. I just want you to know that I read your book, and it's like I'm sitting in the living room with a glass of wine, and I'm talking to my girlfriends."</w:t>
         <w:br/>
-        <w:t>That amount is less than Bonilla probably tips bat boys each season these days, but it was big cash a decade ago and Bonilla's working-class family did not have it. Bonilla, overlooked in the baseball draft despite batting over .500 in his senior year, needed the money to travel with the United States high school all-star team in June 1981.</w:t>
+        <w:t>And on it goes along the book-tour route.</w:t>
         <w:br/>
-        <w:t>Levine came to the rescue. He passed around a few dozen hats and helped raise the money to send Lehman's hero to Sweden, Denmark, Finland and Norway. The scouts missed Bonilla, but Syd Thrift did not. As coach of the team of undrafted high-school players, Thrift was amazed by the speed, grace and power of this 6-foot-3-inch, 205-pound specimen.</w:t>
+        <w:t>Ms. McMillan's previous novels -- "Mama" (Houghton Mifflin, 1987) and "Disappearing Acts" (Viking, 1989) -- were well received, and so was an anthology of contemporary black fiction she edited for Viking and Penguin, "Breaking Ice" (1990). But nothing like this. No, both for her audience and her, "Waiting to Exhale" has just caught fire.</w:t>
         <w:br/>
-        <w:t>Thrift observed Bonilla for three weeks and was amazed how the 18-year-old was always smiling and helping. When the trip concluded, Thrift called Pittsburgh, and the Pirates signed Bonilla as a non-drafted free agent.</w:t>
+        <w:t>"And I had a good time writing it," she said. "Sometimes it got so hot, I had to fan myself while I typed it. Whoo! I write what I like to read."</w:t>
         <w:br/>
-        <w:t>What would have happened if Levine did not raise $1,500? Would Bonilla be playing stickball in the Bronx each summer?</w:t>
+        <w:t>The characters in the book, Ms. McMillan said, are amalgams of friends, family and, she admitted, herself. She is 40 years old, smart, successful and beautiful, with sculptured cheekbones and almond-shaped eyes. She and her 8-year-old son, Solomon, live in Danville, Calif., a well-to-do suburb a few miles east of Oakland.</w:t>
         <w:br/>
-        <w:t>"You often wonder about that," conceded Thrift, who later became the general manager of the Pirates. "You never know about those things."</w:t>
+        <w:t>Ms. McMillan grew up in a working-class family in Port Huron, Mich. The Bible was just about the only book read in the house. Her mother worked as a maid and in an auto factory and raised five children, mainly on her own. Ms. McMillan's father was an alcoholic who beat her mother, and she said that she had overcome her own dependency on alcohol and drugs.</w:t>
         <w:br/>
-        <w:t>Levine squashed such hypothetical talk, revealing a 10-year-old secret yesterday. "He was going on the trip to Europe," Levine said adamantly. "If we did not get enough, I was going to pay for it out of my own pocket."</w:t>
+        <w:t>Sometimes, she said, she can hardly believe she's Terry McMillan, the woman who is on sabbatical from a tenured position at the University of Arizona, where she teaches fiction writing and contemporary literature, the woman out on the road, promoting a best-selling novel. And now, after all the radio shows and readings in Washington, she was back in her room at the Jefferson Hotel, wolfing down a burger and fries from room service and waiting to see herself on the "The Oprah Winfrey Show."</w:t>
         <w:br/>
-        <w:t>More Bonilla stories emerged from the trip, and Jim Thrift, Sid's son and Bonilla's teammate, told one with gusto yesterday. Bonilla was in a slump and he tried everything to break out, but nothing worked. Finally, he picked up Charlie Lau's book on how to hit .300 and slipped it beneath his pillow. He did not read it. He slept on it.</w:t>
+        <w:t>"To be on Oprah is a big deal," she said. "I may never do this again."</w:t>
         <w:br/>
-        <w:t>"He said it was going to work through osmosis," said Jim Thrift, now a manager in the Mets' minor league system. "The next day, he hit two homers that traveled about 800 feet. Everybody wanted to borrow that book and put it under their pillow."</w:t>
+        <w:t>The show came on, and Ms. Winfrey gave "Waiting to Exhale" the sort of plug before 20 million viewers that Ms. McMillan's mother could not have written with more enthusiasm.</w:t>
         <w:br/>
-        <w:t>After Syd Thrift's coup, the Pirates lost Bonilla to the Chicago White Sox in 1985 after failing to protect him on their 40-man roster. Thrift was named Pittsburgh's general manager a few weeks thereafter and was shocked that Bonilla was gone.</w:t>
+        <w:t>"Don't you love it when you read a book and you're laughing out loud?" Ms. Winfrey said, holding a copy of the book aloft for the cameras. "It's like a conversation with your girlfriends, but you don't have to pay the long-distance phone bills."</w:t>
         <w:br/>
-        <w:t>Before a game between the White Sox and the Pirates in spring 1986, Bonilla hugged his former coach, then said, "I can't believe this; I wanted to play for you."</w:t>
+        <w:t>Ms. McMillan winced at her televised image. "Just look at those bags under my eyes," she yelled.</w:t>
         <w:br/>
-        <w:t>"Don't worry," Thrift assured him. "We'll be back together."</w:t>
+        <w:t>Although salty language hasn't been much of an issue since the days when Norman Mailer was forced to prettify the expletives in his 1948 novel "The Naked and the Dead," many of the reviewers of "Waiting to Exhale" seemed incredulous that a woman could write so frankly.</w:t>
         <w:br/>
-        <w:t xml:space="preserve"> </w:t>
+        <w:t>"Sometimes you get these real prissy types who pretend like they've never heard any of these words, and they say, 'I don't know why Miss McMillan felt she had to portray black women speaking such vulgarities,' " she said. "But the truth is, if you eavesdrop on people's conversations, we abuse language. We don't always speak correctly, and we often use words that we wouldn't want our children to use. And, girl, this book isn't about how we would like to see life. It's about how life really is."</w:t>
         <w:br/>
-        <w:t>DeLeon for Bonilla</w:t>
+        <w:t>In one scene, Gloria, a single mother, overweight and underloved, discovers her 16-year-old son, Tarik, in bed with his girlfriend:</w:t>
         <w:br/>
-        <w:t xml:space="preserve"> In his first time at bat for Chicago, Bonilla clubbed a homer off Jose DeLeon. Four months later, Thrift traded DeLeon to Chicago for Bonilla and the reunion was complete. Five years later, the Mets signed Bonilla and reunited him with his family and buddies.</w:t>
+        <w:t>"I never really expected you to come up to me one day and say, 'Yo, Ma, I'm doing the wild thang now,' but my Lord, Tarik. This is just one reason why I've always wanted you to have a father. Let me ask you something. And don't lie to me. Are you using condoms?"</w:t>
         <w:br/>
-        <w:t>Bonilla, now 28 years old, recently told Levine he wanted to play in New York City in order to make a difference with kids. He lives clean, talks clean, sets a solid example and believes he might have an impact just by being in the area and being himself.</w:t>
+        <w:t>What worried her more than the language question, Ms. McMillan said, was "the reaction of the brothers." When four women get together, as they do in her novel, a lot of what they talk about is men, and what they say is not always an endorsement.</w:t>
         <w:br/>
-        <w:t>"Sometimes we get bad examples from the big contracts, but Bobby will be able to do some good," Levine said. "He thinks about the kids of New York. He really knows where his roots are and anyone who knows him loves him. He is not a baseball player first. He is a human being first."</w:t>
+        <w:t>"Everyone prepped me that I was going to get attacked for male bashing," she said. "Spike Lee and Charles Johnson, they both said to me, 'The brothers are going to come after you.' So I've been braced, but I really haven't gotten bashed. Anyway, I don't apologize for my story. I told the story I wanted to tell."</w:t>
+        <w:br/>
+        <w:t>"Oh, there will always be one guy who'll raise the question about male bashing," she continued. "Since 'Thelma and Louise,' that term has really come into use." She paused. "You know," she said, "I love that movie, 'Thelma and Louise.' "</w:t>
+        <w:br/>
+        <w:t>"Waiting to Exhale" is not only about women and men. It's about women and their children and friends; it's about dealing with parents growing old and feeble, about self-esteem and professional frustration and trying to hold all the pieces of life together when reality keeps tugging at the ends. But, yes, much of the book is about women and men, the crossed wires of communication and the problem of finding someone to live your life with.</w:t>
+        <w:br/>
+        <w:t>"I've never been out with a man who was beautiful in a GQ-type way," Ms. McMillan said. "I have my own impression of what I see as beautiful. A man's hands and his shoulders, his lips and his eyes are a very affecting part. How he talks. If he moves his shoulders when he talks, not just sits there stiff and slouched. A man's smile can light me up when he talks. It doesn't have anything to do with me. It's as if an act of discovery is going on when we speak."</w:t>
+        <w:br/>
+        <w:t>Ms. McMillan said that while she was writing her novel, she was going through the same angst her characters felt: a good man is hard to find. That empathy, she said, gave the book its grounding. And now, it turns out, her description of an ideal man is also no abstraction.</w:t>
+        <w:br/>
+        <w:t>"I think there is one special guy now, but it's not solidified yet," she said. "There are still a few knots we have to untie. But that's O.K. Relationships are all about untying knots. It's someone I've known for quite a while, and we've sort of reconnected. Put it this way: he'd be a hard act to follow."</w:t>
+        <w:br/>
+        <w:t>The response to "Waiting to Exhale" has been compounded by the excitement over the film adaptation of "Disappearing Acts." Ms. McMillan recently finished the screenplay, and at practically all of her readings, people suggest a cast for the story of the love affair of Zora and Franklin, a musician and the uneducated, sullen man repairing her apartment building. Robin Givens and Wesley Snipes? Whitney Houston and Denzel Washington?</w:t>
+        <w:br/>
+        <w:t>"I'm not sure how I feel about any of those combinations," she said. "But what's important to me is that a movie like this gets on the screen because we black people have to see ourselves as sensuous, erotic, passionate beings on the screen, like white people do. We never get that opportunity."</w:t>
+        <w:br/>
+        <w:t>Ms. McMillan said it pleases her that the writings of black women have become so popular -- in addition to her novel, Alice Walker's novel "Possessing the Secret of Joy" (Harcourt Brace Jovanovich) and Toni Morrison's novel "Jazz" (Knopf) and book of essays "Playing in the Dark" (Harvard University Press) are all either on The Times's best-seller list or have been recently.</w:t>
+        <w:br/>
+        <w:t>But to her great regret, Ms. McMillan said, there is "no real sisterhood" among these writers. "I've gone out of my way to show respect for other black female writers, but I've yet to be acknowledged by some of the more successful ones, and it hurts," she said, declining to be more specific.</w:t>
+        <w:br/>
+        <w:t>Ms. McMillan said that she worries a lot about what opportunities, creative and otherwise, exist for blacks in a country so rife with racial tension. Soon after the police officers charged in the beating of Rodney G. King were found not guilty, Ms. McMillan attended an assembly at her son's school.</w:t>
+        <w:br/>
+        <w:t>"They stood there singing 'God Bless America,' and I had tears in my eyes," she said. "I was confused and hurt, and then I looked at these kids -- Japanese, Chinese, Jewish, my one black kid -- and I started thinking, 'Rodney, it's not always so unfair. There are inequities in this world, but not every minute. Not always.' And I put my hand over my heart and meant what I sang."</w:t>
         <w:br/>
         <w:br/>
         <w:t>Graphic</w:t>
@@ -113,7 +135,7 @@
         <w:br/>
         <w:t xml:space="preserve"> </w:t>
         <w:br/>
-        <w:t>Photo: Bobby Bonilla, reclining on the ground with first baseman's mitt, during his days at Lehman High School in the Bronx where he was known as Roberto. He was passed over in the 1981 major league draft.</w:t>
+        <w:t>Photos: Terry McMillan on the air at WAMU Radio in Washington (pg. C1); Terry McMillan on Derek McGinty's radio show, part of a 20-city publicity tour. (pg. C10) (Lisa Berg for The New York Times)</w:t>
       </w:r>
     </w:p>
     <w:sectPr>

--- a/example_articles/states/Michigan/1.states_Michigan_New_York_Times.docx
+++ b/example_articles/states/Michigan/1.states_Michigan_New_York_Times.docx
@@ -7,9 +7,7 @@
         <w:pStyle w:val="Heading1"/>
       </w:pPr>
       <w:r>
-        <w:t>ON THE BOOK-TOUR CIRCUIT WITH: Terry McMillan;</w:t>
-        <w:br/>
-        <w:t>Fiction Verite: Womanish Talk That's Quoted Chapter and Verse</w:t>
+        <w:t>AUTO WORKERS AND POLITICS: THE BLUES</w:t>
       </w:r>
     </w:p>
     <w:p>
@@ -19,17 +17,17 @@
     </w:p>
     <w:p>
       <w:r>
-        <w:t>Date: 1992-07-01</w:t>
+        <w:t>Date: 1980-09-01</w:t>
       </w:r>
     </w:p>
     <w:p>
       <w:r>
-        <w:t>Section: Section C;; Section C; Page 1; Column 4; Living Desk; Column 4;; Biography</w:t>
+        <w:t>Section: Section A; Page 7, Column 1; National Desk</w:t>
       </w:r>
     </w:p>
     <w:p>
       <w:r>
-        <w:t>Source file: NYT/53.DOCX</w:t>
+        <w:t>Source file: NYT/47.DOCX</w:t>
       </w:r>
     </w:p>
     <w:p>
@@ -51,83 +49,61 @@
     </w:p>
     <w:p>
       <w:r>
-        <w:t>TERRY McMILLAN says that when she enters a lecture hall or a bookstore these days, she feels like a preacher at a revival meeting. The faithful start lining up hours before she's scheduled to read from her new novel, "Waiting to Exhale" (Viking), clutching copies of the book and reading or reciting passages as if they were the Psalms.</w:t>
+        <w:t>An automobile worker was walking hurriedly to his car. It was 3:30 P.M., the end of the afternoon shift. It had been hot in the plant, and it was hot in the sun. He did not want to be bothered. He wanted to go home.</w:t>
         <w:br/>
-        <w:t>Most churches, of course, would not look too kindly on some of the language and predicaments in Ms. McMillan's earthy, uncensored portrayal of friendship among four black women living in Phoenix. But the language and situations, with all their profane honesty, are part of what her devotees love about the book.</w:t>
+        <w:t>Who are you going to vote for, President Carter or Ronald Reagan, he was asked?''For the first time in my life, I'm not going to vote, as old as I am,'' he said.  How old are you, he was asked?  ''Sixty,'' he said.</w:t>
         <w:br/>
-        <w:t>Fans respond to the mere sight of the novel's jacket and its bright figures of four black women. People approach strangers reading the book on buses or in parks and say things like: "I read that in two days. She was talking straight at me!" Ms. McMillan, readers say, has spoken in their voices, and it's comforting to hear the familiar echo.</w:t>
+        <w:t>AN-ADissatisfied With Choices</w:t>
         <w:br/>
-        <w:t>At a reading in June at the Hirshhorn Museum in Washington, the audience was made up almost entirely of black women -- professionals, housewives, students, most of whom looked as if they could have been characters in "Waiting to Exhale." As she read from a chapter called "Happy Hour," about the four friends' braving a black singles' night, the hooting from the crowd nearly drowned out Ms. McMillan's rich, husky voice:</w:t>
+        <w:t>That about sums things up. The nation's automobile workers, now enjoying a long Labor Day weekend, designated to honor the bluecollar workers, are in a decided funk about the Presidential campaign, which begins in earnest after the Labor Day holiday.</w:t>
         <w:br/>
-        <w:t>"You can say that again, sister!"</w:t>
+        <w:t>They are a beleaguered bunch if there ever was one, with perhaps a quarter of a million workers on layoffs because of the industry's slump. The nation's auto workers are also an important barometer of working class views toward Presidential aspirants.</w:t>
         <w:br/>
-        <w:t>"Amen. Amen."</w:t>
+        <w:t>The United Automobile Workers is currently conducting a vote among some 4,000 delegates to the union's 1980 convention on which candidate to endorse. It seems largely assured that the delegates will support President Carter, in accordance with the recommendation of the union's executive board. But the question is perhaps not so much whom the union endorses as whether the workers will find enough enthusiasm to vigorously support a candidate, or even to go the polls in significant numbers.</w:t>
         <w:br/>
-        <w:t>"It's the truth!"</w:t>
+        <w:t>''Complacency is what I'm concerned about,'' said Woodrow Ferguson, president of West Side Local 174, the local that was formed in the spring of 1936 by Walter P. Reuther, who, a decade later became president of the U.A.W. ''Our people aren't turned on,'' Mr. Ferguson said of the election.</w:t>
         <w:br/>
-        <w:t>Later, during an interview in Washington on her 20-city publicity tour, Ms. McMillan smiled and said: "It doesn't get much better than that, hearing that kind of reaction to your book. It feels like being in church. You know, we have this call-and-response thing in the black church, people crying out when the preacher talks. 'Yes, I hear you! You're talking to me!' Black audiences let you know how they feel. They don't hold back. It's like in the movies. People are always saying black folks talk too much in the movies. It's true. We just get involved and yell at the screen. 'Fool! The monster's behind the door!' It's getting to be like that at these readings. I love it. I do."</w:t>
+        <w:t xml:space="preserve"> </w:t>
         <w:br/>
-        <w:t>The response has been equally enthusiastic in the bookstores and in the reviews. "Waiting to Exhale" has been on The New York Times hard-cover fiction best-seller list for six weeks, and on Sunday it will hit the No. 3 spot, having been embraced by a diverse audience that extends far beyond the professional black circles Ms. McMillan depicts in the book. The publisher has set a $700,000 minimum for bids on the paperback rights.</w:t>
+        <w:t>'Never So Discouraged'</w:t>
         <w:br/>
-        <w:t>When Ms. McMillan is a guest on radio call-in shows, the switchboards jam and the electronic call-and-response begins.</w:t>
+        <w:t>Even the union leadership appears lukewarm about Mr. Carter. Just before the Democratic convention, Douglas A. Fraser, the union's president, who supported Senator Edward M. Kennedy's unsuccessful Presidential bid, said that he had ''never been so discouraged about politics in my whole life.''</w:t>
         <w:br/>
-        <w:t>"WAMU Radio. 'The Derek McGinty Show.' You're on the air with Terry McMillan."</w:t>
+        <w:t>The union's executive board said that it was supporting Mr. Carter because of ''clear and important differences'' between him and Mr.  Reagan. The board explained that it believed Mr. Reagan's programs would ''move America backward - both economically and socially.''</w:t>
         <w:br/>
-        <w:t>"This is Wanda from D.C. I just want you to know that I read your book, and it's like I'm sitting in the living room with a glass of wine, and I'm talking to my girlfriends."</w:t>
+        <w:t>Outside the Chrysler Stamping Plant in Warren, as workers continued to move quickly to their cars, another automobile worker said: ''I don't plan on voting. I'm disgusted with Carter and Reagan.''</w:t>
         <w:br/>
-        <w:t>And on it goes along the book-tour route.</w:t>
+        <w:t>Mark Pilarski, of Warren, who recently returned to the Chrysler plant after being laid off 13 months, said, ''Carter has made promises but not kept them.'' But he added that Mr. Reagan, who is 69 years old, ''is too old for the Presidency.'' He said that he was not sure how he will vote in November.</w:t>
         <w:br/>
-        <w:t>Ms. McMillan's previous novels -- "Mama" (Houghton Mifflin, 1987) and "Disappearing Acts" (Viking, 1989) -- were well received, and so was an anthology of contemporary black fiction she edited for Viking and Penguin, "Breaking Ice" (1990). But nothing like this. No, both for her audience and her, "Waiting to Exhale" has just caught fire.</w:t>
+        <w:t xml:space="preserve"> </w:t>
         <w:br/>
-        <w:t>"And I had a good time writing it," she said. "Sometimes it got so hot, I had to fan myself while I typed it. Whoo! I write what I like to read."</w:t>
+        <w:t>Traditional Ties to Democrats</w:t>
         <w:br/>
-        <w:t>The characters in the book, Ms. McMillan said, are amalgams of friends, family and, she admitted, herself. She is 40 years old, smart, successful and beautiful, with sculptured cheekbones and almond-shaped eyes. She and her 8-year-old son, Solomon, live in Danville, Calif., a well-to-do suburb a few miles east of Oakland.</w:t>
+        <w:t>Michael Traugott, senior study director at the Center for Political Studies at the University of Michigan, says that auto workers ''are as likely as anyone to vote their pocketbooks,'' although he maintained that the Reagan campaign's ''signs of early confusion'' would make it easier for traditional Democrats, like many auto workers, ''to go home'' to the Democratic candidate.</w:t>
         <w:br/>
-        <w:t>Ms. McMillan grew up in a working-class family in Port Huron, Mich. The Bible was just about the only book read in the house. Her mother worked as a maid and in an auto factory and raised five children, mainly on her own. Ms. McMillan's father was an alcoholic who beat her mother, and she said that she had overcome her own dependency on alcohol and drugs.</w:t>
+        <w:t>The auto union's leadership runs a strong, conventional political apparatus. It will support the union's choice with endorsements in Solidarity, the union's newspaper, which reaches 1.5 million active and retired U.A.W. members, and in Ammo, a union publication that is distributed to union locals' halls and often placed in racks in plants. The local union also telephones members and urges them to vote. The union also runs voter registration and get-out-the-vote campaigns.</w:t>
         <w:br/>
-        <w:t>Sometimes, she said, she can hardly believe she's Terry McMillan, the woman who is on sabbatical from a tenured position at the University of Arizona, where she teaches fiction writing and contemporary literature, the woman out on the road, promoting a best-selling novel. And now, after all the radio shows and readings in Washington, she was back in her room at the Jefferson Hotel, wolfing down a burger and fries from room service and waiting to see herself on the "The Oprah Winfrey Show."</w:t>
+        <w:t>But auto workers are independent. A decade ago many of them supported George C. Wallace, the candidate of the American Independent Party. Mr. Fraser said that many automobile workers might turn to Mr. Reagan out of frustration as a result of the industry's economic problems.</w:t>
         <w:br/>
-        <w:t>"To be on Oprah is a big deal," she said. "I may never do this again."</w:t>
+        <w:t>''Quite a few of the men will be voting for Reagan,'' said Arthur J. Schmidt, of Madison Heights, Mich., a painter in the Chrysler plant. ''Carter has done nothing for us.''</w:t>
         <w:br/>
-        <w:t>The show came on, and Ms. Winfrey gave "Waiting to Exhale" the sort of plug before 20 million viewers that Ms. McMillan's mother could not have written with more enthusiasm.</w:t>
+        <w:t xml:space="preserve"> </w:t>
         <w:br/>
-        <w:t>"Don't you love it when you read a book and you're laughing out loud?" Ms. Winfrey said, holding a copy of the book aloft for the cameras. "It's like a conversation with your girlfriends, but you don't have to pay the long-distance phone bills."</w:t>
+        <w:t>Of Talk and Action</w:t>
         <w:br/>
-        <w:t>Ms. McMillan winced at her televised image. "Just look at those bags under my eyes," she yelled.</w:t>
+        <w:t>But union leaders believe that even though automobile workers, traditional Democrats for the most part, may talk loudly in support of Mr. Reagan now, they will vote their traditions come November.  Among black auto workers, Mr. Carter appears to receive almost unanimous support.</w:t>
         <w:br/>
-        <w:t>Although salty language hasn't been much of an issue since the days when Norman Mailer was forced to prettify the expletives in his 1948 novel "The Naked and the Dead," many of the reviewers of "Waiting to Exhale" seemed incredulous that a woman could write so frankly.</w:t>
+        <w:t>''Carter is better fitted for the job than Reagan,'' Roy Stewart, a black, said outside the Ford Motor Company's Rouge plant in Dearborn, Mich..</w:t>
         <w:br/>
-        <w:t>"Sometimes you get these real prissy types who pretend like they've never heard any of these words, and they say, 'I don't know why Miss McMillan felt she had to portray black women speaking such vulgarities,' " she said. "But the truth is, if you eavesdrop on people's conversations, we abuse language. We don't always speak correctly, and we often use words that we wouldn't want our children to use. And, girl, this book isn't about how we would like to see life. It's about how life really is."</w:t>
+        <w:t>Outside the Chrysler Warren plant, Harrison Bell, of Detroit, said: ''Kennedy was my man. He didn't make it, so I have to vote for Carter. I'm not too excited, but I have to pick someone.''</w:t>
         <w:br/>
-        <w:t>In one scene, Gloria, a single mother, overweight and underloved, discovers her 16-year-old son, Tarik, in bed with his girlfriend:</w:t>
+        <w:t>Years ago, when Democratic Presidential candidates arrived in Detroit on Labor Day to begin their campaigns with rousing rallies of workers, automobile workers could be counted on to vote liberal and Democratic.</w:t>
         <w:br/>
-        <w:t>"I never really expected you to come up to me one day and say, 'Yo, Ma, I'm doing the wild thang now,' but my Lord, Tarik. This is just one reason why I've always wanted you to have a father. Let me ask you something. And don't lie to me. Are you using condoms?"</w:t>
+        <w:t>Today such solidarity is gone, and when workers vote, they often vote out of their perception of how life is treating them.  Selfinterest dominates - if it can overcome lack of enthusiasm.</w:t>
         <w:br/>
-        <w:t>What worried her more than the language question, Ms. McMillan said, was "the reaction of the brothers." When four women get together, as they do in her novel, a lot of what they talk about is men, and what they say is not always an endorsement.</w:t>
+        <w:t>''I like the two-party system,'' said Matt Lovitt, of Warren, a welding equipment repairman at the Chrysler plant. ''If only we could get the right candidates to head the two parties.''</w:t>
         <w:br/>
-        <w:t>"Everyone prepped me that I was going to get attacked for male bashing," she said. "Spike Lee and Charles Johnson, they both said to me, 'The brothers are going to come after you.' So I've been braced, but I really haven't gotten bashed. Anyway, I don't apologize for my story. I told the story I wanted to tell."</w:t>
-        <w:br/>
-        <w:t>"Oh, there will always be one guy who'll raise the question about male bashing," she continued. "Since 'Thelma and Louise,' that term has really come into use." She paused. "You know," she said, "I love that movie, 'Thelma and Louise.' "</w:t>
-        <w:br/>
-        <w:t>"Waiting to Exhale" is not only about women and men. It's about women and their children and friends; it's about dealing with parents growing old and feeble, about self-esteem and professional frustration and trying to hold all the pieces of life together when reality keeps tugging at the ends. But, yes, much of the book is about women and men, the crossed wires of communication and the problem of finding someone to live your life with.</w:t>
-        <w:br/>
-        <w:t>"I've never been out with a man who was beautiful in a GQ-type way," Ms. McMillan said. "I have my own impression of what I see as beautiful. A man's hands and his shoulders, his lips and his eyes are a very affecting part. How he talks. If he moves his shoulders when he talks, not just sits there stiff and slouched. A man's smile can light me up when he talks. It doesn't have anything to do with me. It's as if an act of discovery is going on when we speak."</w:t>
-        <w:br/>
-        <w:t>Ms. McMillan said that while she was writing her novel, she was going through the same angst her characters felt: a good man is hard to find. That empathy, she said, gave the book its grounding. And now, it turns out, her description of an ideal man is also no abstraction.</w:t>
-        <w:br/>
-        <w:t>"I think there is one special guy now, but it's not solidified yet," she said. "There are still a few knots we have to untie. But that's O.K. Relationships are all about untying knots. It's someone I've known for quite a while, and we've sort of reconnected. Put it this way: he'd be a hard act to follow."</w:t>
-        <w:br/>
-        <w:t>The response to "Waiting to Exhale" has been compounded by the excitement over the film adaptation of "Disappearing Acts." Ms. McMillan recently finished the screenplay, and at practically all of her readings, people suggest a cast for the story of the love affair of Zora and Franklin, a musician and the uneducated, sullen man repairing her apartment building. Robin Givens and Wesley Snipes? Whitney Houston and Denzel Washington?</w:t>
-        <w:br/>
-        <w:t>"I'm not sure how I feel about any of those combinations," she said. "But what's important to me is that a movie like this gets on the screen because we black people have to see ourselves as sensuous, erotic, passionate beings on the screen, like white people do. We never get that opportunity."</w:t>
-        <w:br/>
-        <w:t>Ms. McMillan said it pleases her that the writings of black women have become so popular -- in addition to her novel, Alice Walker's novel "Possessing the Secret of Joy" (Harcourt Brace Jovanovich) and Toni Morrison's novel "Jazz" (Knopf) and book of essays "Playing in the Dark" (Harvard University Press) are all either on The Times's best-seller list or have been recently.</w:t>
-        <w:br/>
-        <w:t>But to her great regret, Ms. McMillan said, there is "no real sisterhood" among these writers. "I've gone out of my way to show respect for other black female writers, but I've yet to be acknowledged by some of the more successful ones, and it hurts," she said, declining to be more specific.</w:t>
-        <w:br/>
-        <w:t>Ms. McMillan said that she worries a lot about what opportunities, creative and otherwise, exist for blacks in a country so rife with racial tension. Soon after the police officers charged in the beating of Rodney G. King were found not guilty, Ms. McMillan attended an assembly at her son's school.</w:t>
-        <w:br/>
-        <w:t>"They stood there singing 'God Bless America,' and I had tears in my eyes," she said. "I was confused and hurt, and then I looked at these kids -- Japanese, Chinese, Jewish, my one black kid -- and I started thinking, 'Rodney, it's not always so unfair. There are inequities in this world, but not every minute. Not always.' And I put my hand over my heart and meant what I sang."</w:t>
+        <w:t>He said that he had not decided how he would vote, but maintained that the decision of the union leadership and delegates on whom to support made no difference to him. ''I'm independent,'' he said. ''I vote the man.''</w:t>
         <w:br/>
         <w:br/>
         <w:t>Graphic</w:t>
@@ -135,7 +111,7 @@
         <w:br/>
         <w:t xml:space="preserve"> </w:t>
         <w:br/>
-        <w:t>Photos: Terry McMillan on the air at WAMU Radio in Washington (pg. C1); Terry McMillan on Derek McGinty's radio show, part of a 20-city publicity tour. (pg. C10) (Lisa Berg for The New York Times)</w:t>
+        <w:t>Illustrations: photos of workers Matt Lovitt and Harrison Bell</w:t>
       </w:r>
     </w:p>
     <w:sectPr>
